--- a/content/Bios/Joe_Rossi.docx
+++ b/content/Bios/Joe_Rossi.docx
@@ -1,114 +1,8 @@
 
 <file path=word/document.xml><?xml version="1.0" encoding="utf-8"?>
-<w:document xmlns:w14="http://schemas.microsoft.com/office/word/2010/wordml" xmlns:wp14="http://schemas.microsoft.com/office/word/2010/wordprocessingDrawing" xmlns:w="http://schemas.openxmlformats.org/wordprocessingml/2006/main" xmlns:m="http://schemas.openxmlformats.org/officeDocument/2006/math" xmlns:r="http://schemas.openxmlformats.org/officeDocument/2006/relationships" xmlns:o="urn:schemas-microsoft-com:office:office" xmlns:v="urn:schemas-microsoft-com:vml" xmlns:w10="urn:schemas-microsoft-com:office:word" xmlns:a="http://schemas.openxmlformats.org/drawingml/2006/main" xmlns:pic="http://schemas.openxmlformats.org/drawingml/2006/picture" xmlns:wp="http://schemas.openxmlformats.org/drawingml/2006/wordprocessingDrawing" xmlns:mc="http://schemas.openxmlformats.org/markup-compatibility/2006" mc:Ignorable="w14 wp14">
+<w:document xmlns:ns1="http://schemas.openxmlformats.org/markup-compatibility/2006" xmlns:ns2="http://schemas.microsoft.com/office/word/2010/wordml" xmlns:w="http://schemas.openxmlformats.org/wordprocessingml/2006/main" ns1:Ignorable="w14 wp14">
   <w:body>
-    <w:p xmlns:wp14="http://schemas.microsoft.com/office/word/2010/wordml" wp14:textId="77777777">
-      <w:pPr>
-        <w:pStyle w:val="FirstParagraph"/>
-      </w:pPr>
-      <w:r>
-        <w:rPr/>
-        <w:t>1996 Hall of Fame inductee Joe Rossi – Arvada</w:t>
-      </w:r>
-      <w:r>
-        <w:rPr/>
-        <w:t xml:space="preserve"> </w:t>
-      </w:r>
-      <w:r>
-        <w:rPr/>
-        <w:t>Presenter, Bud Schoepflin</w:t>
-      </w:r>
-      <w:r>
-        <w:rPr/>
-        <w:t xml:space="preserve"> </w:t>
-      </w:r>
-      <w:r>
-        <w:rPr/>
-        <w:t>Joe started umpiring in the summer of 1959 and began doing high school games in 1960 and college in</w:t>
-      </w:r>
-      <w:r>
-        <w:rPr/>
-        <w:t xml:space="preserve"> </w:t>
-      </w:r>
-      <w:r>
-        <w:rPr/>
-        <w:t xml:space="preserve">1962. He umpired in </w:t>
-      </w:r>
-      <w:r>
-        <w:rPr/>
-        <w:t>numerous</w:t>
-      </w:r>
-      <w:r>
-        <w:rPr/>
-        <w:t xml:space="preserve"> high schools, A and B Legion, Stan Musial, Semi-pro and college baseball</w:t>
-      </w:r>
-      <w:r>
-        <w:rPr/>
-        <w:t xml:space="preserve"> </w:t>
-      </w:r>
-      <w:r>
-        <w:rPr/>
-        <w:t xml:space="preserve">games. He </w:t>
-      </w:r>
-      <w:r>
-        <w:rPr/>
-        <w:t>worked</w:t>
-      </w:r>
-      <w:r>
-        <w:rPr/>
-        <w:t xml:space="preserve"> state playoffs and championship games in every baseball division. Joe was best</w:t>
-      </w:r>
-      <w:r>
-        <w:rPr/>
-        <w:t xml:space="preserve"> </w:t>
-      </w:r>
-      <w:r>
-        <w:rPr/>
-        <w:t>known as a low zone umpire in the state of Colorado and was able to keep that reputation throughout</w:t>
-      </w:r>
-      <w:r>
-        <w:rPr/>
-        <w:t xml:space="preserve"> </w:t>
-      </w:r>
-      <w:r>
-        <w:rPr/>
-        <w:t xml:space="preserve">his career. Now retired from the U.S. Postal Service, he is the CHSBUA Honorary </w:t>
-      </w:r>
-      <w:r>
-        <w:rPr/>
-        <w:t>Chairman</w:t>
-      </w:r>
-      <w:r>
-        <w:rPr/>
-        <w:t xml:space="preserve"> and active in</w:t>
-      </w:r>
-      <w:r>
-        <w:rPr/>
-        <w:t xml:space="preserve"> </w:t>
-      </w:r>
-      <w:r>
-        <w:rPr/>
-        <w:t>the high school umpire assessment program and was on the committee to organize the CHSBUA in 1963</w:t>
-      </w:r>
-    </w:p>
-    <w:p>
-      <w:pPr>
-        <w:pStyle w:val="BodyText"/>
-      </w:pPr>
-    </w:p>
-    <w:p>
-      <w:pPr>
-        <w:pStyle w:val="Title"/>
-      </w:pPr>
-      <w:r>
-        <w:rPr>
-          <w:noProof w:val="0"/>
-          <w:lang w:val="en-US"/>
-        </w:rPr>
-        <w:t>Revised Biography: Joe Rossi</w:t>
-      </w:r>
-    </w:p>
-    <w:p>
+    <w:p ns2:paraId="49C88B99" ns2:textId="5EFA52B5">
       <w:pPr>
         <w:pStyle w:val="Subtitle"/>
         <w:rPr/>
@@ -121,7 +15,7 @@
         <w:t>1996 Hall of Fame Inductee – Arvada</w:t>
       </w:r>
     </w:p>
-    <w:p>
+    <w:p ns2:paraId="1FFDFD78" ns2:textId="352CAD9D">
       <w:pPr>
         <w:spacing w:before="0" w:beforeAutospacing="off" w:after="0" w:afterAutospacing="off" w:line="300" w:lineRule="auto"/>
         <w:rPr>
@@ -291,7 +185,7 @@
         <w:t>, semipro, and college baseball leagues.</w:t>
       </w:r>
     </w:p>
-    <w:p>
+    <w:p ns2:paraId="39047ECD" ns2:textId="24C7CB07">
       <w:pPr>
         <w:spacing w:before="0" w:beforeAutospacing="off" w:after="0" w:afterAutospacing="off" w:line="300" w:lineRule="auto"/>
         <w:rPr>
@@ -349,7 +243,7 @@
         <w:t xml:space="preserve"> State Playoffs and State Championship games across every baseball division. He earned statewide respect for his consistent strike zone, becoming best known as one of Colorado’s premier low‑zone umpires.</w:t>
       </w:r>
     </w:p>
-    <w:p>
+    <w:p ns2:paraId="283C2F00" ns2:textId="3007739B">
       <w:pPr>
         <w:spacing w:before="0" w:beforeAutospacing="off" w:after="0" w:afterAutospacing="off" w:line="300" w:lineRule="auto"/>
         <w:rPr>
@@ -491,7 +385,7 @@
         <w:t xml:space="preserve"> at its founding in 1963.</w:t>
       </w:r>
     </w:p>
-    <w:p>
+    <w:p ns2:paraId="7503CE21" ns2:textId="160111FC">
       <w:pPr>
         <w:spacing w:before="0" w:beforeAutospacing="off" w:after="0" w:afterAutospacing="off" w:line="300" w:lineRule="auto"/>
         <w:rPr>
@@ -521,7 +415,7 @@
         <w:t>Joe’s career reflects a lifetime of dedication to Colorado baseball and the development of future umpires.</w:t>
       </w:r>
     </w:p>
-    <w:p>
+    <w:p ns2:paraId="1E698F35" ns2:textId="10123D55">
       <w:pPr>
         <w:pStyle w:val="BodyText"/>
       </w:pPr>
